--- a/Resume-Fit/backend/defaults/Contract_Template.docx
+++ b/Resume-Fit/backend/defaults/Contract_Template.docx
@@ -212,7 +212,7 @@
       <w:pPr>
         <w:numPr>
           <w:ilvl w:val="0"/>
-          <w:numId w:val="1"/>
+          <w:numId w:val="3"/>
         </w:numPr>
         <w:spacing w:line="276" w:lineRule="auto"/>
         <w:ind w:left="180" w:hanging="270"/>
@@ -234,28 +234,7 @@
           <w:sz w:val="21"/>
           <w:szCs w:val="21"/>
         </w:rPr>
-        <w:t>S</w:t>
-      </w:r>
-      <w:r>
-        <w:rPr>
-          <w:sz w:val="21"/>
-          <w:szCs w:val="21"/>
-        </w:rPr>
-        <w:t>ummary_</w:t>
-      </w:r>
-      <w:r>
-        <w:rPr>
-          <w:sz w:val="21"/>
-          <w:szCs w:val="21"/>
-        </w:rPr>
-        <w:t>S</w:t>
-      </w:r>
-      <w:r>
-        <w:rPr>
-          <w:sz w:val="21"/>
-          <w:szCs w:val="21"/>
-        </w:rPr>
-        <w:t>ection</w:t>
+        <w:t>Summary_Section</w:t>
       </w:r>
       <w:proofErr w:type="spellEnd"/>
       <w:r>
@@ -488,11 +467,8 @@
       <w:pPr>
         <w:numPr>
           <w:ilvl w:val="0"/>
-          <w:numId w:val="2"/>
+          <w:numId w:val="3"/>
         </w:numPr>
-        <w:tabs>
-          <w:tab w:val="right" w:pos="10800"/>
-        </w:tabs>
         <w:spacing w:line="276" w:lineRule="auto"/>
         <w:ind w:left="180" w:hanging="270"/>
         <w:rPr>
@@ -505,21 +481,21 @@
           <w:sz w:val="21"/>
           <w:szCs w:val="21"/>
         </w:rPr>
-        <w:t>[</w:t>
-      </w:r>
-      <w:r>
-        <w:rPr>
-          <w:sz w:val="21"/>
-          <w:szCs w:val="21"/>
-        </w:rPr>
-        <w:t>[Exp_1]]</w:t>
-      </w:r>
-      <w:r>
-        <w:rPr>
-          <w:sz w:val="21"/>
-          <w:szCs w:val="21"/>
-        </w:rPr>
-        <w:t xml:space="preserve"> </w:t>
+        <w:t>[[Exp_</w:t>
+      </w:r>
+      <w:r>
+        <w:rPr>
+          <w:sz w:val="21"/>
+          <w:szCs w:val="21"/>
+        </w:rPr>
+        <w:t>1</w:t>
+      </w:r>
+      <w:r>
+        <w:rPr>
+          <w:sz w:val="21"/>
+          <w:szCs w:val="21"/>
+        </w:rPr>
+        <w:t>]]</w:t>
       </w:r>
     </w:p>
     <w:p>
@@ -727,11 +703,8 @@
       <w:pPr>
         <w:numPr>
           <w:ilvl w:val="0"/>
-          <w:numId w:val="2"/>
+          <w:numId w:val="3"/>
         </w:numPr>
-        <w:tabs>
-          <w:tab w:val="right" w:pos="10800"/>
-        </w:tabs>
         <w:spacing w:line="276" w:lineRule="auto"/>
         <w:ind w:left="180" w:hanging="270"/>
         <w:rPr>
@@ -744,7 +717,21 @@
           <w:sz w:val="21"/>
           <w:szCs w:val="21"/>
         </w:rPr>
-        <w:t>[[Exp_2]]</w:t>
+        <w:t>[[Exp_</w:t>
+      </w:r>
+      <w:r>
+        <w:rPr>
+          <w:sz w:val="21"/>
+          <w:szCs w:val="21"/>
+        </w:rPr>
+        <w:t>2</w:t>
+      </w:r>
+      <w:r>
+        <w:rPr>
+          <w:sz w:val="21"/>
+          <w:szCs w:val="21"/>
+        </w:rPr>
+        <w:t>]]</w:t>
       </w:r>
     </w:p>
     <w:p>
@@ -1541,7 +1528,7 @@
       <w:lvlText w:val="●"/>
       <w:lvlJc w:val="left"/>
       <w:pPr>
-        <w:ind w:left="216" w:hanging="216"/>
+        <w:ind w:left="396" w:hanging="216"/>
       </w:pPr>
       <w:rPr>
         <w:rFonts w:ascii="Noto Sans Symbols" w:eastAsia="Noto Sans Symbols" w:hAnsi="Noto Sans Symbols" w:cs="Noto Sans Symbols"/>
@@ -1558,7 +1545,7 @@
       <w:lvlText w:val="o"/>
       <w:lvlJc w:val="left"/>
       <w:pPr>
-        <w:ind w:left="1080" w:hanging="360"/>
+        <w:ind w:left="1260" w:hanging="360"/>
       </w:pPr>
       <w:rPr>
         <w:rFonts w:ascii="Courier New" w:eastAsia="Courier New" w:hAnsi="Courier New" w:cs="Courier New"/>
@@ -1570,7 +1557,7 @@
       <w:lvlText w:val="▪"/>
       <w:lvlJc w:val="left"/>
       <w:pPr>
-        <w:ind w:left="1800" w:hanging="360"/>
+        <w:ind w:left="1980" w:hanging="360"/>
       </w:pPr>
       <w:rPr>
         <w:rFonts w:ascii="Noto Sans Symbols" w:eastAsia="Noto Sans Symbols" w:hAnsi="Noto Sans Symbols" w:cs="Noto Sans Symbols"/>
@@ -1582,7 +1569,7 @@
       <w:lvlText w:val="●"/>
       <w:lvlJc w:val="left"/>
       <w:pPr>
-        <w:ind w:left="2520" w:hanging="360"/>
+        <w:ind w:left="2700" w:hanging="360"/>
       </w:pPr>
       <w:rPr>
         <w:rFonts w:ascii="Noto Sans Symbols" w:eastAsia="Noto Sans Symbols" w:hAnsi="Noto Sans Symbols" w:cs="Noto Sans Symbols"/>
@@ -1594,7 +1581,7 @@
       <w:lvlText w:val="o"/>
       <w:lvlJc w:val="left"/>
       <w:pPr>
-        <w:ind w:left="3240" w:hanging="360"/>
+        <w:ind w:left="3420" w:hanging="360"/>
       </w:pPr>
       <w:rPr>
         <w:rFonts w:ascii="Courier New" w:eastAsia="Courier New" w:hAnsi="Courier New" w:cs="Courier New"/>
@@ -1606,7 +1593,7 @@
       <w:lvlText w:val="▪"/>
       <w:lvlJc w:val="left"/>
       <w:pPr>
-        <w:ind w:left="3960" w:hanging="360"/>
+        <w:ind w:left="4140" w:hanging="360"/>
       </w:pPr>
       <w:rPr>
         <w:rFonts w:ascii="Noto Sans Symbols" w:eastAsia="Noto Sans Symbols" w:hAnsi="Noto Sans Symbols" w:cs="Noto Sans Symbols"/>
@@ -1618,7 +1605,7 @@
       <w:lvlText w:val="●"/>
       <w:lvlJc w:val="left"/>
       <w:pPr>
-        <w:ind w:left="4680" w:hanging="360"/>
+        <w:ind w:left="4860" w:hanging="360"/>
       </w:pPr>
       <w:rPr>
         <w:rFonts w:ascii="Noto Sans Symbols" w:eastAsia="Noto Sans Symbols" w:hAnsi="Noto Sans Symbols" w:cs="Noto Sans Symbols"/>
@@ -1630,7 +1617,7 @@
       <w:lvlText w:val="o"/>
       <w:lvlJc w:val="left"/>
       <w:pPr>
-        <w:ind w:left="5400" w:hanging="360"/>
+        <w:ind w:left="5580" w:hanging="360"/>
       </w:pPr>
       <w:rPr>
         <w:rFonts w:ascii="Courier New" w:eastAsia="Courier New" w:hAnsi="Courier New" w:cs="Courier New"/>
@@ -1642,7 +1629,7 @@
       <w:lvlText w:val="▪"/>
       <w:lvlJc w:val="left"/>
       <w:pPr>
-        <w:ind w:left="6120" w:hanging="360"/>
+        <w:ind w:left="6300" w:hanging="360"/>
       </w:pPr>
       <w:rPr>
         <w:rFonts w:ascii="Noto Sans Symbols" w:eastAsia="Noto Sans Symbols" w:hAnsi="Noto Sans Symbols" w:cs="Noto Sans Symbols"/>
@@ -2281,6 +2268,7 @@
   <w:style w:type="paragraph" w:default="1" w:styleId="Normal">
     <w:name w:val="Normal"/>
     <w:qFormat/>
+    <w:rsid w:val="002E7639"/>
   </w:style>
   <w:style w:type="paragraph" w:styleId="Heading1">
     <w:name w:val="heading 1"/>
@@ -2460,8 +2448,30 @@
       <w:szCs w:val="72"/>
     </w:rPr>
   </w:style>
-  <w:style w:type="table" w:customStyle="1" w:styleId="TableNormal1">
-    <w:name w:val="TableNormal"/>
+  <w:style w:type="table" w:customStyle="1" w:styleId="TableNormal5">
+    <w:name w:val="TableNormal5"/>
+    <w:tblPr>
+      <w:tblCellMar>
+        <w:top w:w="100" w:type="dxa"/>
+        <w:left w:w="100" w:type="dxa"/>
+        <w:bottom w:w="100" w:type="dxa"/>
+        <w:right w:w="100" w:type="dxa"/>
+      </w:tblCellMar>
+    </w:tblPr>
+  </w:style>
+  <w:style w:type="table" w:customStyle="1" w:styleId="TableNormal4">
+    <w:name w:val="TableNormal4"/>
+    <w:tblPr>
+      <w:tblCellMar>
+        <w:top w:w="100" w:type="dxa"/>
+        <w:left w:w="100" w:type="dxa"/>
+        <w:bottom w:w="100" w:type="dxa"/>
+        <w:right w:w="100" w:type="dxa"/>
+      </w:tblCellMar>
+    </w:tblPr>
+  </w:style>
+  <w:style w:type="table" w:customStyle="1" w:styleId="TableNormal3">
+    <w:name w:val="TableNormal3"/>
     <w:tblPr>
       <w:tblCellMar>
         <w:top w:w="100" w:type="dxa"/>
@@ -2472,29 +2482,7 @@
     </w:tblPr>
   </w:style>
   <w:style w:type="table" w:customStyle="1" w:styleId="TableNormal2">
-    <w:name w:val="TableNormal"/>
-    <w:tblPr>
-      <w:tblCellMar>
-        <w:top w:w="100" w:type="dxa"/>
-        <w:left w:w="100" w:type="dxa"/>
-        <w:bottom w:w="100" w:type="dxa"/>
-        <w:right w:w="100" w:type="dxa"/>
-      </w:tblCellMar>
-    </w:tblPr>
-  </w:style>
-  <w:style w:type="table" w:customStyle="1" w:styleId="TableNormal3">
-    <w:name w:val="TableNormal"/>
-    <w:tblPr>
-      <w:tblCellMar>
-        <w:top w:w="100" w:type="dxa"/>
-        <w:left w:w="100" w:type="dxa"/>
-        <w:bottom w:w="100" w:type="dxa"/>
-        <w:right w:w="100" w:type="dxa"/>
-      </w:tblCellMar>
-    </w:tblPr>
-  </w:style>
-  <w:style w:type="table" w:customStyle="1" w:styleId="TableNormal4">
-    <w:name w:val="TableNormal"/>
+    <w:name w:val="TableNormal2"/>
     <w:tblPr>
       <w:tblCellMar>
         <w:top w:w="0" w:type="dxa"/>
@@ -2504,8 +2492,8 @@
       </w:tblCellMar>
     </w:tblPr>
   </w:style>
-  <w:style w:type="table" w:customStyle="1" w:styleId="TableNormal5">
-    <w:name w:val="TableNormal"/>
+  <w:style w:type="table" w:customStyle="1" w:styleId="TableNormal1">
+    <w:name w:val="TableNormal1"/>
     <w:tblPr>
       <w:tblCellMar>
         <w:top w:w="0" w:type="dxa"/>
